--- a/Computer_Organization_Assignment_Report_Final.docx
+++ b/Computer_Organization_Assignment_Report_Final.docx
@@ -1585,6 +1585,495 @@
         <w:t>This link is included in the Word document and the accompanying PDF, as required for submission.</w:t>
       </w:r>
     </w:p>
+    <w:p>
+      <w:r>
+        <w:br w:type="page"/>
+      </w:r>
+    </w:p>
+    <w:p>
+      <w:pPr>
+        <w:pStyle w:val="Heading1"/>
+      </w:pPr>
+      <w:r>
+        <w:t>Appendix A: Complete Program Output</w:t>
+      </w:r>
+    </w:p>
+    <w:p>
+      <w:pPr>
+        <w:spacing w:after="160"/>
+      </w:pPr>
+      <w:r>
+        <w:t>The following is the complete output generated by decimal_conversion.cpp for all 30 random decimal values. It was copied directly from the executed program using the fixed seed shown in the output.</w:t>
+      </w:r>
+    </w:p>
+    <w:p>
+      <w:pPr>
+        <w:spacing w:after="0" w:line="240" w:lineRule="auto"/>
+      </w:pPr>
+      <w:r>
+        <w:rPr>
+          <w:rFonts w:ascii="Consolas" w:hAnsi="Consolas"/>
+          <w:sz w:val="16"/>
+        </w:rPr>
+        <w:t>DECIMAL TO BINARY, HEX, AND IEEE-754 SINGLE-PRECISION CONVERSION</w:t>
+      </w:r>
+    </w:p>
+    <w:p>
+      <w:pPr>
+        <w:spacing w:after="0" w:line="240" w:lineRule="auto"/>
+      </w:pPr>
+      <w:r>
+        <w:rPr>
+          <w:rFonts w:ascii="Consolas" w:hAnsi="Consolas"/>
+          <w:sz w:val="16"/>
+        </w:rPr>
+        <w:t>Random seed: 20260718 | Values: 30</w:t>
+      </w:r>
+    </w:p>
+    <w:p>
+      <w:pPr>
+        <w:spacing w:after="0" w:line="240" w:lineRule="auto"/>
+      </w:pPr>
+      <w:r>
+        <w:rPr>
+          <w:rFonts w:ascii="Consolas" w:hAnsi="Consolas"/>
+          <w:sz w:val="16"/>
+        </w:rPr>
+        <w:t xml:space="preserve"> </w:t>
+      </w:r>
+    </w:p>
+    <w:p>
+      <w:pPr>
+        <w:spacing w:after="0" w:line="240" w:lineRule="auto"/>
+      </w:pPr>
+      <w:r>
+        <w:rPr>
+          <w:rFonts w:ascii="Consolas" w:hAnsi="Consolas"/>
+          <w:sz w:val="16"/>
+        </w:rPr>
+        <w:t>No. Decimal    Binary                Hex          IEEE-754 (sign | exponent | fraction)</w:t>
+      </w:r>
+    </w:p>
+    <w:p>
+      <w:pPr>
+        <w:spacing w:after="0" w:line="240" w:lineRule="auto"/>
+      </w:pPr>
+      <w:r>
+        <w:rPr>
+          <w:rFonts w:ascii="Consolas" w:hAnsi="Consolas"/>
+          <w:sz w:val="16"/>
+        </w:rPr>
+        <w:t>--------------------------------------------------------------------------------------------</w:t>
+      </w:r>
+    </w:p>
+    <w:p>
+      <w:pPr>
+        <w:spacing w:after="0" w:line="240" w:lineRule="auto"/>
+      </w:pPr>
+      <w:r>
+        <w:rPr>
+          <w:rFonts w:ascii="Consolas" w:hAnsi="Consolas"/>
+          <w:sz w:val="16"/>
+        </w:rPr>
+        <w:t>1   30979      111100100000011       0x7903       0 | 10001101 | 11100100000011000000000</w:t>
+      </w:r>
+    </w:p>
+    <w:p>
+      <w:pPr>
+        <w:spacing w:after="0" w:line="240" w:lineRule="auto"/>
+      </w:pPr>
+      <w:r>
+        <w:rPr>
+          <w:rFonts w:ascii="Consolas" w:hAnsi="Consolas"/>
+          <w:sz w:val="16"/>
+        </w:rPr>
+        <w:t>2   2838       101100010110          0xB16        0 | 10001010 | 01100010110000000000000</w:t>
+      </w:r>
+    </w:p>
+    <w:p>
+      <w:pPr>
+        <w:spacing w:after="0" w:line="240" w:lineRule="auto"/>
+      </w:pPr>
+      <w:r>
+        <w:rPr>
+          <w:rFonts w:ascii="Consolas" w:hAnsi="Consolas"/>
+          <w:sz w:val="16"/>
+        </w:rPr>
+        <w:t>3   35424      1000101001100000      0x8A60       0 | 10001110 | 00010100110000000000000</w:t>
+      </w:r>
+    </w:p>
+    <w:p>
+      <w:pPr>
+        <w:spacing w:after="0" w:line="240" w:lineRule="auto"/>
+      </w:pPr>
+      <w:r>
+        <w:rPr>
+          <w:rFonts w:ascii="Consolas" w:hAnsi="Consolas"/>
+          <w:sz w:val="16"/>
+        </w:rPr>
+        <w:t>4   -30929     -111100011010001      -0x78D1      1 | 10001101 | 11100011010001000000000</w:t>
+      </w:r>
+    </w:p>
+    <w:p>
+      <w:pPr>
+        <w:spacing w:after="0" w:line="240" w:lineRule="auto"/>
+      </w:pPr>
+      <w:r>
+        <w:rPr>
+          <w:rFonts w:ascii="Consolas" w:hAnsi="Consolas"/>
+          <w:sz w:val="16"/>
+        </w:rPr>
+        <w:t>5   -4025      -111110111001         -0xFB9       1 | 10001010 | 11110111001000000000000</w:t>
+      </w:r>
+    </w:p>
+    <w:p>
+      <w:pPr>
+        <w:spacing w:after="0" w:line="240" w:lineRule="auto"/>
+      </w:pPr>
+      <w:r>
+        <w:rPr>
+          <w:rFonts w:ascii="Consolas" w:hAnsi="Consolas"/>
+          <w:sz w:val="16"/>
+        </w:rPr>
+        <w:t>6   22536      101100000001000       0x5808       0 | 10001101 | 01100000001000000000000</w:t>
+      </w:r>
+    </w:p>
+    <w:p>
+      <w:pPr>
+        <w:spacing w:after="0" w:line="240" w:lineRule="auto"/>
+      </w:pPr>
+      <w:r>
+        <w:rPr>
+          <w:rFonts w:ascii="Consolas" w:hAnsi="Consolas"/>
+          <w:sz w:val="16"/>
+        </w:rPr>
+        <w:t>7   42211      1010010011100011      0xA4E3       0 | 10001110 | 01001001110001100000000</w:t>
+      </w:r>
+    </w:p>
+    <w:p>
+      <w:pPr>
+        <w:spacing w:after="0" w:line="240" w:lineRule="auto"/>
+      </w:pPr>
+      <w:r>
+        <w:rPr>
+          <w:rFonts w:ascii="Consolas" w:hAnsi="Consolas"/>
+          <w:sz w:val="16"/>
+        </w:rPr>
+        <w:t>8   4690       1001001010010         0x1252       0 | 10001011 | 00100101001000000000000</w:t>
+      </w:r>
+    </w:p>
+    <w:p>
+      <w:pPr>
+        <w:spacing w:after="0" w:line="240" w:lineRule="auto"/>
+      </w:pPr>
+      <w:r>
+        <w:rPr>
+          <w:rFonts w:ascii="Consolas" w:hAnsi="Consolas"/>
+          <w:sz w:val="16"/>
+        </w:rPr>
+        <w:t>9   24425      101111101101001       0x5F69       0 | 10001101 | 01111101101001000000000</w:t>
+      </w:r>
+    </w:p>
+    <w:p>
+      <w:pPr>
+        <w:spacing w:after="0" w:line="240" w:lineRule="auto"/>
+      </w:pPr>
+      <w:r>
+        <w:rPr>
+          <w:rFonts w:ascii="Consolas" w:hAnsi="Consolas"/>
+          <w:sz w:val="16"/>
+        </w:rPr>
+        <w:t>10  14490      11100010011010        0x389A       0 | 10001100 | 11000100110100000000000</w:t>
+      </w:r>
+    </w:p>
+    <w:p>
+      <w:pPr>
+        <w:spacing w:after="0" w:line="240" w:lineRule="auto"/>
+      </w:pPr>
+      <w:r>
+        <w:rPr>
+          <w:rFonts w:ascii="Consolas" w:hAnsi="Consolas"/>
+          <w:sz w:val="16"/>
+        </w:rPr>
+        <w:t>11  45948      1011001101111100      0xB37C       0 | 10001110 | 01100110111110000000000</w:t>
+      </w:r>
+    </w:p>
+    <w:p>
+      <w:pPr>
+        <w:spacing w:after="0" w:line="240" w:lineRule="auto"/>
+      </w:pPr>
+      <w:r>
+        <w:rPr>
+          <w:rFonts w:ascii="Consolas" w:hAnsi="Consolas"/>
+          <w:sz w:val="16"/>
+        </w:rPr>
+        <w:t>12  21660      101010010011100       0x549C       0 | 10001101 | 01010010011100000000000</w:t>
+      </w:r>
+    </w:p>
+    <w:p>
+      <w:pPr>
+        <w:spacing w:after="0" w:line="240" w:lineRule="auto"/>
+      </w:pPr>
+      <w:r>
+        <w:rPr>
+          <w:rFonts w:ascii="Consolas" w:hAnsi="Consolas"/>
+          <w:sz w:val="16"/>
+        </w:rPr>
+        <w:t>13  8338       10000010010010        0x2092       0 | 10001100 | 00000100100100000000000</w:t>
+      </w:r>
+    </w:p>
+    <w:p>
+      <w:pPr>
+        <w:spacing w:after="0" w:line="240" w:lineRule="auto"/>
+      </w:pPr>
+      <w:r>
+        <w:rPr>
+          <w:rFonts w:ascii="Consolas" w:hAnsi="Consolas"/>
+          <w:sz w:val="16"/>
+        </w:rPr>
+        <w:t>14  -41650     -1010001010110010     -0xA2B2      1 | 10001110 | 01000101011001000000000</w:t>
+      </w:r>
+    </w:p>
+    <w:p>
+      <w:pPr>
+        <w:spacing w:after="0" w:line="240" w:lineRule="auto"/>
+      </w:pPr>
+      <w:r>
+        <w:rPr>
+          <w:rFonts w:ascii="Consolas" w:hAnsi="Consolas"/>
+          <w:sz w:val="16"/>
+        </w:rPr>
+        <w:t>15  47930      1011101100111010      0xBB3A       0 | 10001110 | 01110110011101000000000</w:t>
+      </w:r>
+    </w:p>
+    <w:p>
+      <w:pPr>
+        <w:spacing w:after="0" w:line="240" w:lineRule="auto"/>
+      </w:pPr>
+      <w:r>
+        <w:rPr>
+          <w:rFonts w:ascii="Consolas" w:hAnsi="Consolas"/>
+          <w:sz w:val="16"/>
+        </w:rPr>
+        <w:t>16  13292      11001111101100        0x33EC       0 | 10001100 | 10011111011000000000000</w:t>
+      </w:r>
+    </w:p>
+    <w:p>
+      <w:pPr>
+        <w:spacing w:after="0" w:line="240" w:lineRule="auto"/>
+      </w:pPr>
+      <w:r>
+        <w:rPr>
+          <w:rFonts w:ascii="Consolas" w:hAnsi="Consolas"/>
+          <w:sz w:val="16"/>
+        </w:rPr>
+        <w:t>17  -26600     -110011111101000      -0x67E8      1 | 10001101 | 10011111101000000000000</w:t>
+      </w:r>
+    </w:p>
+    <w:p>
+      <w:pPr>
+        <w:spacing w:after="0" w:line="240" w:lineRule="auto"/>
+      </w:pPr>
+      <w:r>
+        <w:rPr>
+          <w:rFonts w:ascii="Consolas" w:hAnsi="Consolas"/>
+          <w:sz w:val="16"/>
+        </w:rPr>
+        <w:t>18  34033      1000010011110001      0x84F1       0 | 10001110 | 00001001111000100000000</w:t>
+      </w:r>
+    </w:p>
+    <w:p>
+      <w:pPr>
+        <w:spacing w:after="0" w:line="240" w:lineRule="auto"/>
+      </w:pPr>
+      <w:r>
+        <w:rPr>
+          <w:rFonts w:ascii="Consolas" w:hAnsi="Consolas"/>
+          <w:sz w:val="16"/>
+        </w:rPr>
+        <w:t>19  29352      111001010101000       0x72A8       0 | 10001101 | 11001010101000000000000</w:t>
+      </w:r>
+    </w:p>
+    <w:p>
+      <w:pPr>
+        <w:spacing w:after="0" w:line="240" w:lineRule="auto"/>
+      </w:pPr>
+      <w:r>
+        <w:rPr>
+          <w:rFonts w:ascii="Consolas" w:hAnsi="Consolas"/>
+          <w:sz w:val="16"/>
+        </w:rPr>
+        <w:t>20  3111       110000100111          0xC27        0 | 10001010 | 10000100111000000000000</w:t>
+      </w:r>
+    </w:p>
+    <w:p>
+      <w:pPr>
+        <w:spacing w:after="0" w:line="240" w:lineRule="auto"/>
+      </w:pPr>
+      <w:r>
+        <w:rPr>
+          <w:rFonts w:ascii="Consolas" w:hAnsi="Consolas"/>
+          <w:sz w:val="16"/>
+        </w:rPr>
+        <w:t>21  -45594     -1011001000011010     -0xB21A      1 | 10001110 | 01100100001101000000000</w:t>
+      </w:r>
+    </w:p>
+    <w:p>
+      <w:pPr>
+        <w:spacing w:after="0" w:line="240" w:lineRule="auto"/>
+      </w:pPr>
+      <w:r>
+        <w:rPr>
+          <w:rFonts w:ascii="Consolas" w:hAnsi="Consolas"/>
+          <w:sz w:val="16"/>
+        </w:rPr>
+        <w:t>22  -46057     -1011001111101001     -0xB3E9      1 | 10001110 | 01100111110100100000000</w:t>
+      </w:r>
+    </w:p>
+    <w:p>
+      <w:pPr>
+        <w:spacing w:after="0" w:line="240" w:lineRule="auto"/>
+      </w:pPr>
+      <w:r>
+        <w:rPr>
+          <w:rFonts w:ascii="Consolas" w:hAnsi="Consolas"/>
+          <w:sz w:val="16"/>
+        </w:rPr>
+        <w:t>23  -30266     -111011000111010      -0x763A      1 | 10001101 | 11011000111010000000000</w:t>
+      </w:r>
+    </w:p>
+    <w:p>
+      <w:pPr>
+        <w:spacing w:after="0" w:line="240" w:lineRule="auto"/>
+      </w:pPr>
+      <w:r>
+        <w:rPr>
+          <w:rFonts w:ascii="Consolas" w:hAnsi="Consolas"/>
+          <w:sz w:val="16"/>
+        </w:rPr>
+        <w:t>24  18615      100100010110111       0x48B7       0 | 10001101 | 00100010110111000000000</w:t>
+      </w:r>
+    </w:p>
+    <w:p>
+      <w:pPr>
+        <w:spacing w:after="0" w:line="240" w:lineRule="auto"/>
+      </w:pPr>
+      <w:r>
+        <w:rPr>
+          <w:rFonts w:ascii="Consolas" w:hAnsi="Consolas"/>
+          <w:sz w:val="16"/>
+        </w:rPr>
+        <w:t>25  19547      100110001011011       0x4C5B       0 | 10001101 | 00110001011011000000000</w:t>
+      </w:r>
+    </w:p>
+    <w:p>
+      <w:pPr>
+        <w:spacing w:after="0" w:line="240" w:lineRule="auto"/>
+      </w:pPr>
+      <w:r>
+        <w:rPr>
+          <w:rFonts w:ascii="Consolas" w:hAnsi="Consolas"/>
+          <w:sz w:val="16"/>
+        </w:rPr>
+        <w:t>26  20353      100111110000001       0x4F81       0 | 10001101 | 00111110000001000000000</w:t>
+      </w:r>
+    </w:p>
+    <w:p>
+      <w:pPr>
+        <w:spacing w:after="0" w:line="240" w:lineRule="auto"/>
+      </w:pPr>
+      <w:r>
+        <w:rPr>
+          <w:rFonts w:ascii="Consolas" w:hAnsi="Consolas"/>
+          <w:sz w:val="16"/>
+        </w:rPr>
+        <w:t>27  -26592     -110011111100000      -0x67E0      1 | 10001101 | 10011111100000000000000</w:t>
+      </w:r>
+    </w:p>
+    <w:p>
+      <w:pPr>
+        <w:spacing w:after="0" w:line="240" w:lineRule="auto"/>
+      </w:pPr>
+      <w:r>
+        <w:rPr>
+          <w:rFonts w:ascii="Consolas" w:hAnsi="Consolas"/>
+          <w:sz w:val="16"/>
+        </w:rPr>
+        <w:t>28  18122      100011011001010       0x46CA       0 | 10001101 | 00011011001010000000000</w:t>
+      </w:r>
+    </w:p>
+    <w:p>
+      <w:pPr>
+        <w:spacing w:after="0" w:line="240" w:lineRule="auto"/>
+      </w:pPr>
+      <w:r>
+        <w:rPr>
+          <w:rFonts w:ascii="Consolas" w:hAnsi="Consolas"/>
+          <w:sz w:val="16"/>
+        </w:rPr>
+        <w:t>29  -9345      -10010010000001       -0x2481      1 | 10001100 | 00100100000010000000000</w:t>
+      </w:r>
+    </w:p>
+    <w:p>
+      <w:pPr>
+        <w:spacing w:after="0" w:line="240" w:lineRule="auto"/>
+      </w:pPr>
+      <w:r>
+        <w:rPr>
+          <w:rFonts w:ascii="Consolas" w:hAnsi="Consolas"/>
+          <w:sz w:val="16"/>
+        </w:rPr>
+        <w:t>30  -36664     -1000111100111000     -0x8F38      1 | 10001110 | 00011110011100000000000</w:t>
+      </w:r>
+    </w:p>
+    <w:p>
+      <w:pPr>
+        <w:spacing w:after="0" w:line="240" w:lineRule="auto"/>
+      </w:pPr>
+      <w:r>
+        <w:rPr>
+          <w:rFonts w:ascii="Consolas" w:hAnsi="Consolas"/>
+          <w:sz w:val="16"/>
+        </w:rPr>
+        <w:t xml:space="preserve"> </w:t>
+      </w:r>
+    </w:p>
+    <w:p>
+      <w:pPr>
+        <w:spacing w:after="0" w:line="240" w:lineRule="auto"/>
+      </w:pPr>
+      <w:r>
+        <w:rPr>
+          <w:rFonts w:ascii="Consolas" w:hAnsi="Consolas"/>
+          <w:sz w:val="16"/>
+        </w:rPr>
+        <w:t>Notes:</w:t>
+      </w:r>
+    </w:p>
+    <w:p>
+      <w:pPr>
+        <w:spacing w:after="0" w:line="240" w:lineRule="auto"/>
+      </w:pPr>
+      <w:r>
+        <w:rPr>
+          <w:rFonts w:ascii="Consolas" w:hAnsi="Consolas"/>
+          <w:sz w:val="16"/>
+        </w:rPr>
+        <w:t>- Binary and hexadecimal use a leading minus sign for negative integers.</w:t>
+      </w:r>
+    </w:p>
+    <w:p>
+      <w:pPr>
+        <w:spacing w:after="0" w:line="240" w:lineRule="auto"/>
+      </w:pPr>
+      <w:r>
+        <w:rPr>
+          <w:rFonts w:ascii="Consolas" w:hAnsi="Consolas"/>
+          <w:sz w:val="16"/>
+        </w:rPr>
+        <w:t>- IEEE-754 shows the raw 32-bit representation of the corresponding float.</w:t>
+      </w:r>
+    </w:p>
     <w:sectPr>
       <w:footerReference w:type="default" r:id="rId9"/>
       <w:headerReference w:type="default" r:id="rId10"/>
